--- a/templates/CMIS/DS-NCD-HA.docx
+++ b/templates/CMIS/DS-NCD-HA.docx
@@ -467,6 +467,14 @@
           <w:szCs w:val="28"/>
         </w:rPr>
         <w:t>Kính gửi: Các bộ phận thuộc Tổ Kinh doanh</w:t>
+      </w:r>
+      <w:r>
+        <w:rPr>
+          <w:rFonts w:ascii="Times New Roman" w:hAnsi="Times New Roman" w:cs="Times New Roman"/>
+          <w:sz w:val="28"/>
+          <w:szCs w:val="28"/>
+        </w:rPr>
+        <w:t>.</w:t>
       </w:r>
     </w:p>
     <w:p>
@@ -897,20 +905,27 @@
           <w:rFonts w:ascii="Times New Roman" w:hAnsi="Times New Roman" w:cs="Times New Roman"/>
         </w:rPr>
       </w:pPr>
+      <w:r>
+        <w:rPr>
+          <w:rFonts w:ascii="Times New Roman" w:hAnsi="Times New Roman" w:cs="Times New Roman"/>
+        </w:rPr>
+        <w:tab/>
+        <w:t>Trân trọng./.</w:t>
+      </w:r>
     </w:p>
     <w:tbl>
       <w:tblPr>
-        <w:tblW w:w="0" w:type="auto"/>
+        <w:tblW w:w="13467" w:type="dxa"/>
         <w:tblLook w:val="01E0" w:firstRow="1" w:lastRow="1" w:firstColumn="1" w:lastColumn="1" w:noHBand="0" w:noVBand="0"/>
       </w:tblPr>
       <w:tblGrid>
-        <w:gridCol w:w="6265"/>
-        <w:gridCol w:w="6265"/>
+        <w:gridCol w:w="8789"/>
+        <w:gridCol w:w="4678"/>
       </w:tblGrid>
       <w:tr>
         <w:tc>
           <w:tcPr>
-            <w:tcW w:w="6265" w:type="dxa"/>
+            <w:tcW w:w="8789" w:type="dxa"/>
           </w:tcPr>
           <w:p>
             <w:pPr>
@@ -956,7 +971,7 @@
                 <w:sz w:val="22"/>
                 <w:szCs w:val="22"/>
               </w:rPr>
-              <w:t>B</w:t>
+              <w:t>Như trên</w:t>
             </w:r>
             <w:r>
               <w:rPr>
@@ -965,8 +980,18 @@
                 <w:sz w:val="22"/>
                 <w:szCs w:val="22"/>
               </w:rPr>
-              <w:t xml:space="preserve">ộ phận </w:t>
-            </w:r>
+              <w:t>;</w:t>
+            </w:r>
+          </w:p>
+          <w:p>
+            <w:pPr>
+              <w:rPr>
+                <w:rFonts w:ascii="Times New Roman" w:hAnsi="Times New Roman" w:cs="Times New Roman"/>
+                <w:b/>
+                <w:sz w:val="26"/>
+                <w:szCs w:val="26"/>
+              </w:rPr>
+            </w:pPr>
             <w:r>
               <w:rPr>
                 <w:rFonts w:ascii="Times New Roman" w:hAnsi="Times New Roman" w:cs="Times New Roman"/>
@@ -974,59 +999,13 @@
                 <w:sz w:val="22"/>
                 <w:szCs w:val="22"/>
               </w:rPr>
-              <w:t xml:space="preserve">Kiểm tra, </w:t>
-            </w:r>
-            <w:r>
-              <w:rPr>
-                <w:rFonts w:ascii="Times New Roman" w:hAnsi="Times New Roman" w:cs="Times New Roman"/>
-                <w:bCs/>
-                <w:sz w:val="22"/>
-                <w:szCs w:val="22"/>
-              </w:rPr>
-              <w:t>T</w:t>
-            </w:r>
-            <w:r>
-              <w:rPr>
-                <w:rFonts w:ascii="Times New Roman" w:hAnsi="Times New Roman" w:cs="Times New Roman"/>
-                <w:bCs/>
-                <w:sz w:val="22"/>
-                <w:szCs w:val="22"/>
-              </w:rPr>
-              <w:t>reo tháo</w:t>
-            </w:r>
-            <w:r>
-              <w:rPr>
-                <w:rFonts w:ascii="Times New Roman" w:hAnsi="Times New Roman" w:cs="Times New Roman"/>
-                <w:bCs/>
-                <w:sz w:val="22"/>
-                <w:szCs w:val="22"/>
-              </w:rPr>
-              <w:t>;</w:t>
-            </w:r>
-          </w:p>
-          <w:p>
-            <w:pPr>
-              <w:rPr>
-                <w:rFonts w:ascii="Times New Roman" w:hAnsi="Times New Roman" w:cs="Times New Roman"/>
-                <w:b/>
-                <w:sz w:val="26"/>
-                <w:szCs w:val="26"/>
-              </w:rPr>
-            </w:pPr>
-            <w:r>
-              <w:rPr>
-                <w:rFonts w:ascii="Times New Roman" w:hAnsi="Times New Roman" w:cs="Times New Roman"/>
-                <w:bCs/>
-                <w:sz w:val="22"/>
-                <w:szCs w:val="22"/>
-              </w:rPr>
               <w:t>- Lưu: VT, KD.</w:t>
             </w:r>
           </w:p>
         </w:tc>
         <w:tc>
           <w:tcPr>
-            <w:tcW w:w="6265" w:type="dxa"/>
+            <w:tcW w:w="4678" w:type="dxa"/>
           </w:tcPr>
           <w:p>
             <w:pPr>
